--- a/Введение в ИТ/1_Лабораторные_работы/Ответы.docx
+++ b/Введение в ИТ/1_Лабораторные_работы/Ответы.docx
@@ -273,6 +273,160 @@
           <w:szCs w:val="30"/>
         </w:rPr>
       </w:r>
+    </w:p>
+    <w:p>
+      <w:pPr>
+        <w:pStyle w:val="Normal"/>
+        <w:bidi w:val="0"/>
+        <w:jc w:val="start"/>
+        <w:rPr>
+          <w:sz w:val="30"/>
+          <w:szCs w:val="30"/>
+        </w:rPr>
+      </w:pPr>
+      <w:r>
+        <w:rPr>
+          <w:sz w:val="30"/>
+          <w:szCs w:val="30"/>
+        </w:rPr>
+        <w:t>Что такое случайные краевые искажения ?</w:t>
+      </w:r>
+    </w:p>
+    <w:p>
+      <w:pPr>
+        <w:pStyle w:val="Normal"/>
+        <w:bidi w:val="0"/>
+        <w:jc w:val="start"/>
+        <w:rPr>
+          <w:b/>
+          <w:bCs/>
+          <w:sz w:val="30"/>
+          <w:szCs w:val="30"/>
+        </w:rPr>
+      </w:pPr>
+      <w:r>
+        <w:rPr>
+          <w:b/>
+          <w:bCs/>
+          <w:sz w:val="30"/>
+          <w:szCs w:val="30"/>
+        </w:rPr>
+        <w:t>Это  искажения  вызванные  действием  нерегулярных  мешающих</w:t>
+      </w:r>
+    </w:p>
+    <w:p>
+      <w:pPr>
+        <w:pStyle w:val="Normal"/>
+        <w:bidi w:val="0"/>
+        <w:jc w:val="start"/>
+        <w:rPr>
+          <w:b/>
+          <w:bCs/>
+          <w:sz w:val="30"/>
+          <w:szCs w:val="30"/>
+        </w:rPr>
+      </w:pPr>
+      <w:r>
+        <w:rPr>
+          <w:b/>
+          <w:bCs/>
+          <w:sz w:val="30"/>
+          <w:szCs w:val="30"/>
+        </w:rPr>
+        <w:t>факторов. Величина этих искажений меняется по случайному закону.</w:t>
+      </w:r>
+    </w:p>
+    <w:p>
+      <w:pPr>
+        <w:pStyle w:val="Normal"/>
+        <w:bidi w:val="0"/>
+        <w:jc w:val="start"/>
+        <w:rPr>
+          <w:b/>
+          <w:bCs/>
+          <w:sz w:val="30"/>
+          <w:szCs w:val="30"/>
+        </w:rPr>
+      </w:pPr>
+      <w:r>
+        <w:rPr>
+          <w:b/>
+          <w:bCs/>
+          <w:sz w:val="30"/>
+          <w:szCs w:val="30"/>
+        </w:rPr>
+      </w:r>
+    </w:p>
+    <w:p>
+      <w:pPr>
+        <w:pStyle w:val="Normal"/>
+        <w:bidi w:val="0"/>
+        <w:jc w:val="start"/>
+        <w:rPr>
+          <w:sz w:val="30"/>
+          <w:szCs w:val="30"/>
+        </w:rPr>
+      </w:pPr>
+      <w:r>
+        <w:rPr>
+          <w:sz w:val="30"/>
+          <w:szCs w:val="30"/>
+        </w:rPr>
+        <w:t xml:space="preserve">Искажение, состоящее в появлении элементов обратной полярности </w:t>
+      </w:r>
+    </w:p>
+    <w:p>
+      <w:pPr>
+        <w:pStyle w:val="Normal"/>
+        <w:bidi w:val="0"/>
+        <w:jc w:val="start"/>
+        <w:rPr>
+          <w:sz w:val="30"/>
+          <w:szCs w:val="30"/>
+        </w:rPr>
+      </w:pPr>
+      <w:r>
+        <w:rPr>
+          <w:sz w:val="30"/>
+          <w:szCs w:val="30"/>
+        </w:rPr>
+        <w:t>во время передачи одного или нескольких подряд идущих</w:t>
+      </w:r>
+    </w:p>
+    <w:p>
+      <w:pPr>
+        <w:pStyle w:val="Normal"/>
+        <w:bidi w:val="0"/>
+        <w:jc w:val="start"/>
+        <w:rPr>
+          <w:sz w:val="30"/>
+          <w:szCs w:val="30"/>
+        </w:rPr>
+      </w:pPr>
+      <w:r>
+        <w:rPr>
+          <w:sz w:val="30"/>
+          <w:szCs w:val="30"/>
+        </w:rPr>
+        <w:t>единичных элементов одного знака называется …</w:t>
+      </w:r>
+    </w:p>
+    <w:p>
+      <w:pPr>
+        <w:pStyle w:val="Normal"/>
+        <w:bidi w:val="0"/>
+        <w:jc w:val="start"/>
+        <w:rPr>
+          <w:sz w:val="30"/>
+          <w:szCs w:val="30"/>
+        </w:rPr>
+      </w:pPr>
+      <w:r>
+        <w:rPr>
+          <w:sz w:val="30"/>
+          <w:szCs w:val="30"/>
+        </w:rPr>
+      </w:r>
       <w:r>
         <w:br w:type="page"/>
       </w:r>
@@ -314,6 +468,96 @@
           <w:sz w:val="30"/>
           <w:szCs w:val="30"/>
         </w:rPr>
+        <w:t xml:space="preserve">За время сеанса измерения (1 минута) произошло </w:t>
+      </w:r>
+      <w:r>
+        <w:rPr>
+          <w:sz w:val="30"/>
+          <w:szCs w:val="30"/>
+        </w:rPr>
+        <w:t>60</w:t>
+      </w:r>
+      <w:r>
+        <w:rPr>
+          <w:sz w:val="30"/>
+          <w:szCs w:val="30"/>
+        </w:rPr>
+        <w:t xml:space="preserve"> ошибок.</w:t>
+      </w:r>
+    </w:p>
+    <w:p>
+      <w:pPr>
+        <w:pStyle w:val="Normal"/>
+        <w:bidi w:val="0"/>
+        <w:jc w:val="start"/>
+        <w:rPr>
+          <w:sz w:val="30"/>
+          <w:szCs w:val="30"/>
+        </w:rPr>
+      </w:pPr>
+      <w:r>
+        <w:rPr>
+          <w:sz w:val="30"/>
+          <w:szCs w:val="30"/>
+        </w:rPr>
+        <w:t>Скорость работы равна 100 Бод.</w:t>
+      </w:r>
+    </w:p>
+    <w:p>
+      <w:pPr>
+        <w:pStyle w:val="Normal"/>
+        <w:bidi w:val="0"/>
+        <w:jc w:val="start"/>
+        <w:rPr>
+          <w:sz w:val="30"/>
+          <w:szCs w:val="30"/>
+        </w:rPr>
+      </w:pPr>
+      <w:r>
+        <w:rPr>
+          <w:sz w:val="30"/>
+          <w:szCs w:val="30"/>
+        </w:rPr>
+        <w:t>Чему равен коэффициент ошибок ?</w:t>
+      </w:r>
+    </w:p>
+    <w:p>
+      <w:pPr>
+        <w:pStyle w:val="Normal"/>
+        <w:bidi w:val="0"/>
+        <w:jc w:val="start"/>
+        <w:rPr>
+          <w:b/>
+          <w:bCs/>
+          <w:sz w:val="30"/>
+          <w:szCs w:val="30"/>
+        </w:rPr>
+      </w:pPr>
+      <w:r>
+        <w:rPr>
+          <w:b/>
+          <w:bCs/>
+          <w:sz w:val="30"/>
+          <w:szCs w:val="30"/>
+        </w:rPr>
+        <w:t>0.01</w:t>
+      </w:r>
+    </w:p>
+    <w:p>
+      <w:pPr>
+        <w:pStyle w:val="Normal"/>
+        <w:bidi w:val="0"/>
+        <w:jc w:val="start"/>
+        <w:rPr>
+          <w:sz w:val="30"/>
+          <w:szCs w:val="30"/>
+        </w:rPr>
+      </w:pPr>
+      <w:r>
+        <w:rPr>
+          <w:sz w:val="30"/>
+          <w:szCs w:val="30"/>
+        </w:rPr>
       </w:r>
     </w:p>
     <w:p>
@@ -483,12 +727,38 @@
         <w:bidi w:val="0"/>
         <w:jc w:val="start"/>
         <w:rPr>
-          <w:sz w:val="30"/>
-          <w:szCs w:val="30"/>
-        </w:rPr>
-      </w:pPr>
-      <w:r>
-        <w:rPr>
+          <w:b/>
+          <w:bCs/>
+          <w:sz w:val="30"/>
+          <w:szCs w:val="30"/>
+        </w:rPr>
+      </w:pPr>
+      <w:r>
+        <w:rPr>
+          <w:b/>
+          <w:bCs/>
+          <w:sz w:val="30"/>
+          <w:szCs w:val="30"/>
+        </w:rPr>
+        <w:t>0.03</w:t>
+      </w:r>
+    </w:p>
+    <w:p>
+      <w:pPr>
+        <w:pStyle w:val="Normal"/>
+        <w:bidi w:val="0"/>
+        <w:jc w:val="start"/>
+        <w:rPr>
+          <w:b/>
+          <w:bCs/>
+          <w:sz w:val="30"/>
+          <w:szCs w:val="30"/>
+        </w:rPr>
+      </w:pPr>
+      <w:r>
+        <w:rPr>
+          <w:b/>
+          <w:bCs/>
           <w:sz w:val="30"/>
           <w:szCs w:val="30"/>
         </w:rPr>
@@ -752,6 +1022,88 @@
           <w:sz w:val="30"/>
           <w:szCs w:val="30"/>
         </w:rPr>
+        <w:t>Скорость передачи равна 200 Бод.</w:t>
+      </w:r>
+    </w:p>
+    <w:p>
+      <w:pPr>
+        <w:pStyle w:val="Normal"/>
+        <w:bidi w:val="0"/>
+        <w:jc w:val="start"/>
+        <w:rPr>
+          <w:sz w:val="30"/>
+          <w:szCs w:val="30"/>
+        </w:rPr>
+      </w:pPr>
+      <w:r>
+        <w:rPr>
+          <w:sz w:val="30"/>
+          <w:szCs w:val="30"/>
+        </w:rPr>
+        <w:t>Ч</w:t>
+      </w:r>
+      <w:r>
+        <w:rPr>
+          <w:sz w:val="30"/>
+          <w:szCs w:val="30"/>
+        </w:rPr>
+        <w:t>ему  равна  длительность  EЭ  (Единичного Элемента) ?</w:t>
+      </w:r>
+    </w:p>
+    <w:p>
+      <w:pPr>
+        <w:pStyle w:val="Normal"/>
+        <w:bidi w:val="0"/>
+        <w:jc w:val="start"/>
+        <w:rPr>
+          <w:b/>
+          <w:bCs/>
+          <w:sz w:val="30"/>
+          <w:szCs w:val="30"/>
+        </w:rPr>
+      </w:pPr>
+      <w:r>
+        <w:rPr>
+          <w:b/>
+          <w:bCs/>
+          <w:sz w:val="30"/>
+          <w:szCs w:val="30"/>
+        </w:rPr>
+        <w:t>5 мс</w:t>
+      </w:r>
+    </w:p>
+    <w:p>
+      <w:pPr>
+        <w:pStyle w:val="Normal"/>
+        <w:bidi w:val="0"/>
+        <w:jc w:val="start"/>
+        <w:rPr>
+          <w:sz w:val="30"/>
+          <w:szCs w:val="30"/>
+        </w:rPr>
+      </w:pPr>
+      <w:r>
+        <w:rPr>
+          <w:sz w:val="30"/>
+          <w:szCs w:val="30"/>
+        </w:rPr>
+      </w:r>
+    </w:p>
+    <w:p>
+      <w:pPr>
+        <w:pStyle w:val="Normal"/>
+        <w:bidi w:val="0"/>
+        <w:jc w:val="start"/>
+        <w:rPr>
+          <w:sz w:val="30"/>
+          <w:szCs w:val="30"/>
+        </w:rPr>
+      </w:pPr>
+      <w:r>
+        <w:rPr>
+          <w:sz w:val="30"/>
+          <w:szCs w:val="30"/>
+        </w:rPr>
         <w:t>Скорость передачи равна  50</w:t>
       </w:r>
       <w:r>
@@ -793,15 +1145,20 @@
         <w:bidi w:val="0"/>
         <w:jc w:val="start"/>
         <w:rPr>
-          <w:sz w:val="30"/>
-          <w:szCs w:val="30"/>
-        </w:rPr>
-      </w:pPr>
-      <w:r>
-        <w:rPr>
-          <w:sz w:val="30"/>
-          <w:szCs w:val="30"/>
-        </w:rPr>
+          <w:b/>
+          <w:bCs/>
+          <w:sz w:val="30"/>
+          <w:szCs w:val="30"/>
+        </w:rPr>
+      </w:pPr>
+      <w:r>
+        <w:rPr>
+          <w:b/>
+          <w:bCs/>
+          <w:sz w:val="30"/>
+          <w:szCs w:val="30"/>
+        </w:rPr>
+        <w:t>2 мс</w:t>
       </w:r>
       <w:r>
         <w:br w:type="page"/>
@@ -949,6 +1306,125 @@
         <w:bidi w:val="0"/>
         <w:jc w:val="start"/>
         <w:rPr>
+          <w:b w:val="false"/>
+          <w:bCs w:val="false"/>
+          <w:sz w:val="30"/>
+          <w:szCs w:val="30"/>
+          <w:lang w:val="ru-RU"/>
+        </w:rPr>
+      </w:pPr>
+      <w:r>
+        <w:rPr>
+          <w:b w:val="false"/>
+          <w:bCs w:val="false"/>
+          <w:sz w:val="30"/>
+          <w:szCs w:val="30"/>
+          <w:lang w:val="ru-RU"/>
+        </w:rPr>
+        <w:t>В  канале действуют дробления длительностью 0,2*То.</w:t>
+      </w:r>
+    </w:p>
+    <w:p>
+      <w:pPr>
+        <w:pStyle w:val="Normal"/>
+        <w:bidi w:val="0"/>
+        <w:jc w:val="start"/>
+        <w:rPr>
+          <w:b w:val="false"/>
+          <w:bCs w:val="false"/>
+          <w:sz w:val="30"/>
+          <w:szCs w:val="30"/>
+          <w:lang w:val="ru-RU"/>
+        </w:rPr>
+      </w:pPr>
+      <w:r>
+        <w:rPr>
+          <w:b w:val="false"/>
+          <w:bCs w:val="false"/>
+          <w:sz w:val="30"/>
+          <w:szCs w:val="30"/>
+          <w:lang w:val="ru-RU"/>
+        </w:rPr>
+        <w:t>Приёмник интегральный. Начиная с какой величины одностороннего</w:t>
+      </w:r>
+    </w:p>
+    <w:p>
+      <w:pPr>
+        <w:pStyle w:val="Normal"/>
+        <w:bidi w:val="0"/>
+        <w:jc w:val="start"/>
+        <w:rPr>
+          <w:b w:val="false"/>
+          <w:bCs w:val="false"/>
+          <w:sz w:val="30"/>
+          <w:szCs w:val="30"/>
+          <w:lang w:val="ru-RU"/>
+        </w:rPr>
+      </w:pPr>
+      <w:r>
+        <w:rPr>
+          <w:b w:val="false"/>
+          <w:bCs w:val="false"/>
+          <w:sz w:val="30"/>
+          <w:szCs w:val="30"/>
+          <w:lang w:val="ru-RU"/>
+        </w:rPr>
+        <w:t>краевого искажения начнут возникать ошибки при приёме ???</w:t>
+      </w:r>
+    </w:p>
+    <w:p>
+      <w:pPr>
+        <w:pStyle w:val="Normal"/>
+        <w:bidi w:val="0"/>
+        <w:jc w:val="start"/>
+        <w:rPr>
+          <w:b/>
+          <w:bCs/>
+          <w:sz w:val="30"/>
+          <w:szCs w:val="30"/>
+          <w:lang w:val="ru-RU"/>
+        </w:rPr>
+      </w:pPr>
+      <w:r>
+        <w:rPr>
+          <w:b/>
+          <w:bCs/>
+          <w:sz w:val="30"/>
+          <w:szCs w:val="30"/>
+          <w:lang w:val="ru-RU"/>
+        </w:rPr>
+        <w:t>30 процентов</w:t>
+      </w:r>
+    </w:p>
+    <w:p>
+      <w:pPr>
+        <w:pStyle w:val="Normal"/>
+        <w:bidi w:val="0"/>
+        <w:jc w:val="start"/>
+        <w:rPr>
+          <w:b w:val="false"/>
+          <w:bCs w:val="false"/>
+          <w:sz w:val="30"/>
+          <w:szCs w:val="30"/>
+          <w:lang w:val="ru-RU"/>
+        </w:rPr>
+      </w:pPr>
+      <w:r>
+        <w:rPr>
+          <w:b w:val="false"/>
+          <w:bCs w:val="false"/>
+          <w:sz w:val="30"/>
+          <w:szCs w:val="30"/>
+          <w:lang w:val="ru-RU"/>
+        </w:rPr>
+      </w:r>
+    </w:p>
+    <w:p>
+      <w:pPr>
+        <w:pStyle w:val="Normal"/>
+        <w:bidi w:val="0"/>
+        <w:jc w:val="start"/>
+        <w:rPr>
           <w:sz w:val="30"/>
           <w:szCs w:val="30"/>
         </w:rPr>
@@ -1017,31 +1493,77 @@
         <w:bidi w:val="0"/>
         <w:jc w:val="start"/>
         <w:rPr>
-          <w:sz w:val="30"/>
-          <w:szCs w:val="30"/>
-        </w:rPr>
-      </w:pPr>
-      <w:r>
-        <w:rPr>
-          <w:sz w:val="30"/>
-          <w:szCs w:val="30"/>
-        </w:rPr>
-      </w:r>
-    </w:p>
-    <w:p>
-      <w:pPr>
-        <w:pStyle w:val="Normal"/>
-        <w:bidi w:val="0"/>
-        <w:jc w:val="start"/>
-        <w:rPr>
-          <w:sz w:val="30"/>
-          <w:szCs w:val="30"/>
-        </w:rPr>
-      </w:pPr>
-      <w:r>
-        <w:rPr>
-          <w:sz w:val="30"/>
-          <w:szCs w:val="30"/>
+          <w:b/>
+          <w:bCs/>
+          <w:sz w:val="30"/>
+          <w:szCs w:val="30"/>
+          <w:lang w:val="en-US"/>
+        </w:rPr>
+      </w:pPr>
+      <w:r>
+        <w:rPr>
+          <w:b/>
+          <w:bCs/>
+          <w:sz w:val="30"/>
+          <w:szCs w:val="30"/>
+          <w:lang w:val="en-US"/>
+        </w:rPr>
+        <w:t xml:space="preserve">40 </w:t>
+      </w:r>
+      <w:r>
+        <w:rPr>
+          <w:b/>
+          <w:bCs/>
+          <w:sz w:val="30"/>
+          <w:szCs w:val="30"/>
+          <w:lang w:val="ru-RU"/>
+        </w:rPr>
+        <w:t>процентов</w:t>
+      </w:r>
+    </w:p>
+    <w:p>
+      <w:pPr>
+        <w:pStyle w:val="Normal"/>
+        <w:bidi w:val="0"/>
+        <w:jc w:val="start"/>
+        <w:rPr>
+          <w:b/>
+          <w:bCs/>
+          <w:sz w:val="30"/>
+          <w:szCs w:val="30"/>
+          <w:lang w:val="ru-RU"/>
+        </w:rPr>
+      </w:pPr>
+      <w:r>
+        <w:rPr>
+          <w:b/>
+          <w:bCs/>
+          <w:sz w:val="30"/>
+          <w:szCs w:val="30"/>
+          <w:lang w:val="ru-RU"/>
+        </w:rPr>
+      </w:r>
+    </w:p>
+    <w:p>
+      <w:pPr>
+        <w:pStyle w:val="Normal"/>
+        <w:bidi w:val="0"/>
+        <w:jc w:val="start"/>
+        <w:rPr>
+          <w:b w:val="false"/>
+          <w:bCs w:val="false"/>
+          <w:sz w:val="30"/>
+          <w:szCs w:val="30"/>
+          <w:lang w:val="ru-RU"/>
+        </w:rPr>
+      </w:pPr>
+      <w:r>
+        <w:rPr>
+          <w:b w:val="false"/>
+          <w:bCs w:val="false"/>
+          <w:sz w:val="30"/>
+          <w:szCs w:val="30"/>
+          <w:lang w:val="ru-RU"/>
         </w:rPr>
       </w:r>
       <w:r>
@@ -1062,10 +1584,30 @@
         <w:rPr>
           <w:b/>
           <w:bCs/>
-          <w:sz w:val="30"/>
-          <w:szCs w:val="30"/>
-        </w:rPr>
-        <w:t>Неправильные утверждения</w:t>
+          <w:color w:val="FF0000"/>
+          <w:sz w:val="30"/>
+          <w:szCs w:val="30"/>
+          <w:shd w:fill="auto" w:val="clear"/>
+        </w:rPr>
+        <w:t>Неправильные</w:t>
+      </w:r>
+      <w:r>
+        <w:rPr>
+          <w:b/>
+          <w:bCs/>
+          <w:sz w:val="30"/>
+          <w:szCs w:val="30"/>
+        </w:rPr>
+        <w:t xml:space="preserve"> </w:t>
+      </w:r>
+      <w:r>
+        <w:rPr>
+          <w:b/>
+          <w:bCs/>
+          <w:sz w:val="30"/>
+          <w:szCs w:val="30"/>
+        </w:rPr>
+        <w:t>высказывания</w:t>
       </w:r>
     </w:p>
     <w:p>
@@ -1160,6 +1702,88 @@
           <w:sz w:val="30"/>
           <w:szCs w:val="30"/>
         </w:rPr>
+        <w:t>Смещение ЗМ относительно идеального значения</w:t>
+      </w:r>
+    </w:p>
+    <w:p>
+      <w:pPr>
+        <w:pStyle w:val="Normal"/>
+        <w:bidi w:val="0"/>
+        <w:jc w:val="start"/>
+        <w:rPr>
+          <w:sz w:val="30"/>
+          <w:szCs w:val="30"/>
+        </w:rPr>
+      </w:pPr>
+      <w:r>
+        <w:rPr>
+          <w:sz w:val="30"/>
+          <w:szCs w:val="30"/>
+        </w:rPr>
+        <w:t xml:space="preserve">       </w:t>
+      </w:r>
+      <w:r>
+        <w:rPr>
+          <w:sz w:val="30"/>
+          <w:szCs w:val="30"/>
+        </w:rPr>
+        <w:t>влево</w:t>
+      </w:r>
+      <w:r>
+        <w:rPr>
+          <w:sz w:val="30"/>
+          <w:szCs w:val="30"/>
+        </w:rPr>
+        <w:t xml:space="preserve"> принято считать </w:t>
+      </w:r>
+      <w:r>
+        <w:rPr>
+          <w:sz w:val="30"/>
+          <w:szCs w:val="30"/>
+          <w:lang w:val="ru-RU"/>
+        </w:rPr>
+        <w:t>убыточным</w:t>
+      </w:r>
+      <w:r>
+        <w:rPr>
+          <w:sz w:val="30"/>
+          <w:szCs w:val="30"/>
+        </w:rPr>
+        <w:t>.</w:t>
+      </w:r>
+    </w:p>
+    <w:p>
+      <w:pPr>
+        <w:pStyle w:val="Normal"/>
+        <w:bidi w:val="0"/>
+        <w:jc w:val="start"/>
+        <w:rPr>
+          <w:sz w:val="30"/>
+          <w:szCs w:val="30"/>
+        </w:rPr>
+      </w:pPr>
+      <w:r>
+        <w:rPr>
+          <w:sz w:val="30"/>
+          <w:szCs w:val="30"/>
+        </w:rPr>
+      </w:r>
+    </w:p>
+    <w:p>
+      <w:pPr>
+        <w:pStyle w:val="Normal"/>
+        <w:bidi w:val="0"/>
+        <w:jc w:val="start"/>
+        <w:rPr>
+          <w:sz w:val="30"/>
+          <w:szCs w:val="30"/>
+        </w:rPr>
+      </w:pPr>
+      <w:r>
+        <w:rPr>
+          <w:sz w:val="30"/>
+          <w:szCs w:val="30"/>
+        </w:rPr>
         <w:t xml:space="preserve">Исправляющая способность стробирующего приёмника </w:t>
       </w:r>
     </w:p>
@@ -1220,6 +1844,66 @@
           <w:sz w:val="30"/>
           <w:szCs w:val="30"/>
         </w:rPr>
+        <w:t xml:space="preserve">Исправляющая способность интегрального метода </w:t>
+      </w:r>
+    </w:p>
+    <w:p>
+      <w:pPr>
+        <w:pStyle w:val="Normal"/>
+        <w:bidi w:val="0"/>
+        <w:jc w:val="start"/>
+        <w:rPr>
+          <w:sz w:val="30"/>
+          <w:szCs w:val="30"/>
+        </w:rPr>
+      </w:pPr>
+      <w:r>
+        <w:rPr>
+          <w:sz w:val="30"/>
+          <w:szCs w:val="30"/>
+        </w:rPr>
+        <w:t xml:space="preserve">      </w:t>
+      </w:r>
+      <w:r>
+        <w:rPr>
+          <w:sz w:val="30"/>
+          <w:szCs w:val="30"/>
+        </w:rPr>
+        <w:t>по односторонним КИ  равна 25%.</w:t>
+      </w:r>
+    </w:p>
+    <w:p>
+      <w:pPr>
+        <w:pStyle w:val="Normal"/>
+        <w:bidi w:val="0"/>
+        <w:jc w:val="start"/>
+        <w:rPr>
+          <w:sz w:val="30"/>
+          <w:szCs w:val="30"/>
+        </w:rPr>
+      </w:pPr>
+      <w:r>
+        <w:rPr>
+          <w:sz w:val="30"/>
+          <w:szCs w:val="30"/>
+        </w:rPr>
+      </w:r>
+    </w:p>
+    <w:p>
+      <w:pPr>
+        <w:pStyle w:val="Normal"/>
+        <w:bidi w:val="0"/>
+        <w:jc w:val="start"/>
+        <w:rPr>
+          <w:sz w:val="30"/>
+          <w:szCs w:val="30"/>
+        </w:rPr>
+      </w:pPr>
+      <w:r>
+        <w:rPr>
+          <w:sz w:val="30"/>
+          <w:szCs w:val="30"/>
+        </w:rPr>
         <w:t xml:space="preserve">Интегральный приёмник ошибается, когда исказится </w:t>
       </w:r>
     </w:p>
@@ -1280,6 +1964,40 @@
           <w:sz w:val="30"/>
           <w:szCs w:val="30"/>
         </w:rPr>
+      </w:r>
+    </w:p>
+    <w:p>
+      <w:pPr>
+        <w:pStyle w:val="Normal"/>
+        <w:bidi w:val="0"/>
+        <w:jc w:val="start"/>
+        <w:rPr>
+          <w:sz w:val="30"/>
+          <w:szCs w:val="30"/>
+        </w:rPr>
+      </w:pPr>
+      <w:r>
+        <w:rPr>
+          <w:sz w:val="30"/>
+          <w:szCs w:val="30"/>
+        </w:rPr>
+      </w:r>
+    </w:p>
+    <w:p>
+      <w:pPr>
+        <w:pStyle w:val="Normal"/>
+        <w:bidi w:val="0"/>
+        <w:jc w:val="start"/>
+        <w:rPr>
+          <w:sz w:val="30"/>
+          <w:szCs w:val="30"/>
+        </w:rPr>
+      </w:pPr>
+      <w:r>
+        <w:rPr>
+          <w:sz w:val="30"/>
+          <w:szCs w:val="30"/>
+        </w:rPr>
         <w:t>Если действуют сильные краевые искажения, а дробления нет,</w:t>
       </w:r>
     </w:p>
@@ -1340,54 +2058,32 @@
           <w:sz w:val="30"/>
           <w:szCs w:val="30"/>
         </w:rPr>
-        <w:t>Смещение ЗМ относительно идеального значения</w:t>
-      </w:r>
-    </w:p>
-    <w:p>
-      <w:pPr>
-        <w:pStyle w:val="Normal"/>
-        <w:bidi w:val="0"/>
-        <w:jc w:val="start"/>
-        <w:rPr>
-          <w:sz w:val="30"/>
-          <w:szCs w:val="30"/>
-        </w:rPr>
-      </w:pPr>
-      <w:r>
-        <w:rPr>
-          <w:sz w:val="30"/>
-          <w:szCs w:val="30"/>
-        </w:rPr>
-        <w:t xml:space="preserve">       </w:t>
-      </w:r>
-      <w:r>
-        <w:rPr>
-          <w:sz w:val="30"/>
-          <w:szCs w:val="30"/>
-        </w:rPr>
-        <w:t>влево</w:t>
-      </w:r>
-      <w:r>
-        <w:rPr>
-          <w:sz w:val="30"/>
-          <w:szCs w:val="30"/>
-        </w:rPr>
-        <w:t xml:space="preserve"> принято считать </w:t>
-      </w:r>
-      <w:r>
-        <w:rPr>
-          <w:sz w:val="30"/>
-          <w:szCs w:val="30"/>
-          <w:lang w:val="ru-RU"/>
-        </w:rPr>
-        <w:t>убыточным</w:t>
-      </w:r>
-      <w:r>
-        <w:rPr>
-          <w:sz w:val="30"/>
-          <w:szCs w:val="30"/>
-        </w:rPr>
-        <w:t>.</w:t>
+        <w:t xml:space="preserve">Длительность  ЕЭ  на выходе стробирующего приёмника  </w:t>
+      </w:r>
+    </w:p>
+    <w:p>
+      <w:pPr>
+        <w:pStyle w:val="Normal"/>
+        <w:bidi w:val="0"/>
+        <w:jc w:val="start"/>
+        <w:rPr>
+          <w:sz w:val="30"/>
+          <w:szCs w:val="30"/>
+        </w:rPr>
+      </w:pPr>
+      <w:r>
+        <w:rPr>
+          <w:sz w:val="30"/>
+          <w:szCs w:val="30"/>
+        </w:rPr>
+        <w:t xml:space="preserve">     </w:t>
+      </w:r>
+      <w:r>
+        <w:rPr>
+          <w:sz w:val="30"/>
+          <w:szCs w:val="30"/>
+        </w:rPr>
+        <w:t>равна половине периода следования стробирующих импульсов.</w:t>
       </w:r>
     </w:p>
     <w:p>
